--- a/docs/AEGIS_Thesis_Final_Md_Riaz.docx
+++ b/docs/AEGIS_Thesis_Final_Md_Riaz.docx
@@ -8347,7 +8347,7 @@
           <w:rFonts w:ascii="Times New Roman" w:hAnsi="Times New Roman"/>
           <w:sz w:val="24"/>
         </w:rPr>
-        <w:t>A role-specific WHERE predicate is appended based on the authenticated user's session. This runs after the LLM has already finished, so no natural-language content can influence it.</w:t>
+        <w:t>A role-specific WHERE predicate is appended after the LLM has already finished, so no natural-language content can influence it. The prototype demonstrates this stage rather than enforcing it: the shipped role predicates are illustrative, the demonstration server invokes the rewriter with a single unrestricted role, and the stage is outside the evaluated path reported in Chapter 5. Section 6.1 states the consequence.</w:t>
       </w:r>
     </w:p>
     <w:p>
@@ -18409,6 +18409,35 @@
           <w:sz w:val="24"/>
         </w:rPr>
         <w:t>The prototype stores widget metadata in simple local persistence. A production deployment should move the widget registry to a transactional database with migrations, ownership policies, and administrative audit views.</w:t>
+      </w:r>
+    </w:p>
+    <w:p>
+      <w:pPr>
+        <w:spacing w:after="80" w:line="360" w:lineRule="auto"/>
+        <w:ind w:left="461" w:hanging="259"/>
+      </w:pPr>
+      <w:r>
+        <w:rPr>
+          <w:rFonts w:ascii="Times New Roman" w:hAnsi="Times New Roman"/>
+          <w:sz w:val="24"/>
+        </w:rPr>
+        <w:t>•</w:t>
+        <w:tab/>
+      </w:r>
+      <w:r>
+        <w:rPr>
+          <w:rFonts w:ascii="Times New Roman" w:hAnsi="Times New Roman"/>
+          <w:b/>
+          <w:sz w:val="24"/>
+        </w:rPr>
+        <w:t xml:space="preserve">Permission rewriting is not evaluated: </w:t>
+      </w:r>
+      <w:r>
+        <w:rPr>
+          <w:rFonts w:ascii="Times New Roman" w:hAnsi="Times New Roman"/>
+          <w:sz w:val="24"/>
+        </w:rPr>
+        <w:t>Stage 4 is demonstrated, not enforced, and none of the results in Chapter 5 exercise it. The shipped role predicates reference illustrative columns rather than columns of the evaluation schema, role values are interpolated into the predicate text instead of being bound as parameters, and the demonstration server calls the rewriter with a single unrestricted role. A deployment serving more than one role would need the predicates rewritten against its own schema, parameter binding for role values, a hard failure when a scope cannot be applied to the compiled join path, and database-level row security underneath the application layer.</w:t>
       </w:r>
     </w:p>
     <w:p>

--- a/docs/AEGIS_Thesis_Final_Md_Riaz.docx
+++ b/docs/AEGIS_Thesis_Final_Md_Riaz.docx
@@ -1503,7 +1503,7 @@
         </w:rPr>
         <w:t>Chapter 4: Experimental Work</w:t>
         <w:tab/>
-        <w:t>22</w:t>
+        <w:t>21</w:t>
       </w:r>
     </w:p>
     <w:p>
@@ -1523,7 +1523,7 @@
         </w:rPr>
         <w:t>4.1 Implementation</w:t>
         <w:tab/>
-        <w:t>22</w:t>
+        <w:t>21</w:t>
       </w:r>
     </w:p>
     <w:p>
@@ -1543,7 +1543,7 @@
         </w:rPr>
         <w:t>4.2 Experimental Environment</w:t>
         <w:tab/>
-        <w:t>23</w:t>
+        <w:t>22</w:t>
       </w:r>
     </w:p>
     <w:p>
@@ -1563,7 +1563,7 @@
         </w:rPr>
         <w:t>4.3 Benchmark Dataset Construction</w:t>
         <w:tab/>
-        <w:t>23</w:t>
+        <w:t>22</w:t>
       </w:r>
     </w:p>
     <w:p>
@@ -1583,7 +1583,7 @@
         </w:rPr>
         <w:t>4.4 Baseline and Oracle Comparisons</w:t>
         <w:tab/>
-        <w:t>24</w:t>
+        <w:t>23</w:t>
       </w:r>
     </w:p>
     <w:p>
@@ -1603,7 +1603,7 @@
         </w:rPr>
         <w:t>4.5 Evaluation Procedure</w:t>
         <w:tab/>
-        <w:t>26</w:t>
+        <w:t>25</w:t>
       </w:r>
     </w:p>
     <w:p>
@@ -1623,7 +1623,7 @@
         </w:rPr>
         <w:t>Chapter 5: Results and Discussion</w:t>
         <w:tab/>
-        <w:t>27</w:t>
+        <w:t>26</w:t>
       </w:r>
     </w:p>
     <w:p>
@@ -1643,7 +1643,7 @@
         </w:rPr>
         <w:t>5.1 Evaluation Overview</w:t>
         <w:tab/>
-        <w:t>27</w:t>
+        <w:t>26</w:t>
       </w:r>
     </w:p>
     <w:p>
@@ -1663,7 +1663,7 @@
         </w:rPr>
         <w:t>5.2 500-Question Natural-Language Benchmark</w:t>
         <w:tab/>
-        <w:t>27</w:t>
+        <w:t>26</w:t>
       </w:r>
     </w:p>
     <w:p>
@@ -1683,7 +1683,7 @@
         </w:rPr>
         <w:t>5.3 Fidelity Against nopCommerce's Own Report Logic</w:t>
         <w:tab/>
-        <w:t>29</w:t>
+        <w:t>28</w:t>
       </w:r>
     </w:p>
     <w:p>
@@ -1703,7 +1703,7 @@
         </w:rPr>
         <w:t>5.4 Latency</w:t>
         <w:tab/>
-        <w:t>29</w:t>
+        <w:t>28</w:t>
       </w:r>
     </w:p>
     <w:p>
@@ -1723,7 +1723,7 @@
         </w:rPr>
         <w:t>5.5 Safety Evaluation</w:t>
         <w:tab/>
-        <w:t>30</w:t>
+        <w:t>29</w:t>
       </w:r>
     </w:p>
     <w:p>
@@ -1743,7 +1743,7 @@
         </w:rPr>
         <w:t>5.6 Comparison With Direct LLM-to-SQL</w:t>
         <w:tab/>
-        <w:t>31</w:t>
+        <w:t>30</w:t>
       </w:r>
     </w:p>
     <w:p>
@@ -1763,7 +1763,7 @@
         </w:rPr>
         <w:t>5.7 Interpretation</w:t>
         <w:tab/>
-        <w:t>32</w:t>
+        <w:t>31</w:t>
       </w:r>
     </w:p>
     <w:p>
@@ -1783,7 +1783,7 @@
         </w:rPr>
         <w:t>Chapter 6: Limitations and Future Work</w:t>
         <w:tab/>
-        <w:t>33</w:t>
+        <w:t>32</w:t>
       </w:r>
     </w:p>
     <w:p>
@@ -1803,7 +1803,7 @@
         </w:rPr>
         <w:t>6.1 Limitations</w:t>
         <w:tab/>
-        <w:t>33</w:t>
+        <w:t>32</w:t>
       </w:r>
     </w:p>
     <w:p>
@@ -1823,7 +1823,7 @@
         </w:rPr>
         <w:t>6.2 Future Work</w:t>
         <w:tab/>
-        <w:t>34</w:t>
+        <w:t>33</w:t>
       </w:r>
     </w:p>
     <w:p>
@@ -1843,7 +1843,7 @@
         </w:rPr>
         <w:t>Chapter 7: Conclusion</w:t>
         <w:tab/>
-        <w:t>36</w:t>
+        <w:t>35</w:t>
       </w:r>
     </w:p>
     <w:p>
@@ -1863,7 +1863,7 @@
         </w:rPr>
         <w:t>References</w:t>
         <w:tab/>
-        <w:t>37</w:t>
+        <w:t>36</w:t>
       </w:r>
     </w:p>
     <w:p>
@@ -2119,7 +2119,7 @@
         </w:rPr>
         <w:t>Table 4.1: Prototype module-to-architecture mapping</w:t>
         <w:tab/>
-        <w:t>23</w:t>
+        <w:t>22</w:t>
       </w:r>
     </w:p>
     <w:p>
@@ -2137,7 +2137,7 @@
         </w:rPr>
         <w:t>Table 4.2: Experimental setup</w:t>
         <w:tab/>
-        <w:t>23</w:t>
+        <w:t>22</w:t>
       </w:r>
     </w:p>
     <w:p>
@@ -2155,7 +2155,7 @@
         </w:rPr>
         <w:t>Table 4.3: Static evaluation datasets</w:t>
         <w:tab/>
-        <w:t>24</w:t>
+        <w:t>23</w:t>
       </w:r>
     </w:p>
     <w:p>
@@ -2173,7 +2173,7 @@
         </w:rPr>
         <w:t>Table 5.1: Evaluation artifacts</w:t>
         <w:tab/>
-        <w:t>27</w:t>
+        <w:t>26</w:t>
       </w:r>
     </w:p>
     <w:p>
@@ -2191,7 +2191,7 @@
         </w:rPr>
         <w:t>Table 5.2: 500-question live benchmark results</w:t>
         <w:tab/>
-        <w:t>28</w:t>
+        <w:t>27</w:t>
       </w:r>
     </w:p>
     <w:p>
@@ -2209,7 +2209,7 @@
         </w:rPr>
         <w:t>Table 5.3: nopCommerce standard admin report fidelity</w:t>
         <w:tab/>
-        <w:t>29</w:t>
+        <w:t>28</w:t>
       </w:r>
     </w:p>
     <w:p>
@@ -2227,7 +2227,7 @@
         </w:rPr>
         <w:t>Table 5.4: Per-stage latency over 425 supported questions</w:t>
         <w:tab/>
-        <w:t>30</w:t>
+        <w:t>29</w:t>
       </w:r>
     </w:p>
     <w:p>
@@ -2245,7 +2245,7 @@
         </w:rPr>
         <w:t>Table 5.5: Safety interpretation</w:t>
         <w:tab/>
-        <w:t>30</w:t>
+        <w:t>29</w:t>
       </w:r>
     </w:p>
     <w:p>
@@ -2263,7 +2263,7 @@
         </w:rPr>
         <w:t>Table 5.6: Measured comparison over the same 500 questions</w:t>
         <w:tab/>
-        <w:t>31</w:t>
+        <w:t>30</w:t>
       </w:r>
     </w:p>
     <w:p>
@@ -2281,7 +2281,7 @@
         </w:rPr>
         <w:t>Table 5.7: Structural comparison</w:t>
         <w:tab/>
-        <w:t>32</w:t>
+        <w:t>31</w:t>
       </w:r>
     </w:p>
     <w:p>
@@ -6137,7 +6137,7 @@
                 <w:b w:val="0"/>
                 <w:sz w:val="21"/>
               </w:rPr>
-              <w:t>Production</w:t>
+              <w:t>Prototype</w:t>
             </w:r>
           </w:p>
         </w:tc>
@@ -7733,66 +7733,106 @@
     </w:p>
     <w:p>
       <w:pPr>
-        <w:pStyle w:val="ListNumber"/>
         <w:spacing w:after="80" w:line="360" w:lineRule="auto"/>
-      </w:pPr>
-      <w:r>
-        <w:rPr>
-          <w:rFonts w:ascii="Times New Roman" w:hAnsi="Times New Roman"/>
-          <w:sz w:val="24"/>
-        </w:rPr>
+        <w:ind w:left="504" w:hanging="504"/>
+      </w:pPr>
+      <w:r>
+        <w:rPr>
+          <w:rFonts w:ascii="Times New Roman" w:hAnsi="Times New Roman"/>
+          <w:sz w:val="24"/>
+        </w:rPr>
+        <w:t>1.</w:t>
+      </w:r>
+      <w:r>
+        <w:rPr>
+          <w:rFonts w:ascii="Times New Roman" w:hAnsi="Times New Roman"/>
+          <w:sz w:val="24"/>
+        </w:rPr>
+        <w:tab/>
         <w:t>Separate understanding from execution. The LLM understands the question; fixed rules handle everything else.</w:t>
       </w:r>
     </w:p>
     <w:p>
       <w:pPr>
-        <w:pStyle w:val="ListNumber"/>
         <w:spacing w:after="80" w:line="360" w:lineRule="auto"/>
-      </w:pPr>
-      <w:r>
-        <w:rPr>
-          <w:rFonts w:ascii="Times New Roman" w:hAnsi="Times New Roman"/>
-          <w:sz w:val="24"/>
-        </w:rPr>
+        <w:ind w:left="504" w:hanging="504"/>
+      </w:pPr>
+      <w:r>
+        <w:rPr>
+          <w:rFonts w:ascii="Times New Roman" w:hAnsi="Times New Roman"/>
+          <w:sz w:val="24"/>
+        </w:rPr>
+        <w:t>2.</w:t>
+      </w:r>
+      <w:r>
+        <w:rPr>
+          <w:rFonts w:ascii="Times New Roman" w:hAnsi="Times New Roman"/>
+          <w:sz w:val="24"/>
+        </w:rPr>
+        <w:tab/>
         <w:t>Define business terms explicitly. Metrics, dimensions, joins, and time rules are written once in a semantic layer, not inferred per query.</w:t>
       </w:r>
     </w:p>
     <w:p>
       <w:pPr>
-        <w:pStyle w:val="ListNumber"/>
         <w:spacing w:after="80" w:line="360" w:lineRule="auto"/>
-      </w:pPr>
-      <w:r>
-        <w:rPr>
-          <w:rFonts w:ascii="Times New Roman" w:hAnsi="Times New Roman"/>
-          <w:sz w:val="24"/>
-        </w:rPr>
+        <w:ind w:left="504" w:hanging="504"/>
+      </w:pPr>
+      <w:r>
+        <w:rPr>
+          <w:rFonts w:ascii="Times New Roman" w:hAnsi="Times New Roman"/>
+          <w:sz w:val="24"/>
+        </w:rPr>
+        <w:t>3.</w:t>
+      </w:r>
+      <w:r>
+        <w:rPr>
+          <w:rFonts w:ascii="Times New Roman" w:hAnsi="Times New Roman"/>
+          <w:sz w:val="24"/>
+        </w:rPr>
+        <w:tab/>
         <w:t>Limit what SQL can be generated. SQL is built only from pre-approved, parameterized templates.</w:t>
       </w:r>
     </w:p>
     <w:p>
       <w:pPr>
-        <w:pStyle w:val="ListNumber"/>
         <w:spacing w:after="80" w:line="360" w:lineRule="auto"/>
-      </w:pPr>
-      <w:r>
-        <w:rPr>
-          <w:rFonts w:ascii="Times New Roman" w:hAnsi="Times New Roman"/>
-          <w:sz w:val="24"/>
-        </w:rPr>
+        <w:ind w:left="504" w:hanging="504"/>
+      </w:pPr>
+      <w:r>
+        <w:rPr>
+          <w:rFonts w:ascii="Times New Roman" w:hAnsi="Times New Roman"/>
+          <w:sz w:val="24"/>
+        </w:rPr>
+        <w:t>4.</w:t>
+      </w:r>
+      <w:r>
+        <w:rPr>
+          <w:rFonts w:ascii="Times New Roman" w:hAnsi="Times New Roman"/>
+          <w:sz w:val="24"/>
+        </w:rPr>
+        <w:tab/>
         <w:t>Select visualizations by rule. Chart type is decided by question type, result shape, and established visualization design guidance, not by a learned model.</w:t>
       </w:r>
     </w:p>
     <w:p>
       <w:pPr>
-        <w:pStyle w:val="ListNumber"/>
         <w:spacing w:after="80" w:line="360" w:lineRule="auto"/>
-      </w:pPr>
-      <w:r>
-        <w:rPr>
-          <w:rFonts w:ascii="Times New Roman" w:hAnsi="Times New Roman"/>
-          <w:sz w:val="24"/>
-        </w:rPr>
+        <w:ind w:left="504" w:hanging="504"/>
+      </w:pPr>
+      <w:r>
+        <w:rPr>
+          <w:rFonts w:ascii="Times New Roman" w:hAnsi="Times New Roman"/>
+          <w:sz w:val="24"/>
+        </w:rPr>
+        <w:t>5.</w:t>
+      </w:r>
+      <w:r>
+        <w:rPr>
+          <w:rFonts w:ascii="Times New Roman" w:hAnsi="Times New Roman"/>
+          <w:sz w:val="24"/>
+        </w:rPr>
+        <w:tab/>
         <w:t>Persist results for reuse. Every query produces a saved, refreshable widget rather than a discarded answer.</w:t>
       </w:r>
     </w:p>
@@ -12338,12 +12378,8 @@
       </w:r>
     </w:p>
     <w:p>
-      <w:r>
-        <w:br w:type="page"/>
-      </w:r>
-    </w:p>
-    <w:p>
-      <w:pPr>
+      <w:pPr>
+        <w:pageBreakBefore/>
         <w:spacing w:before="0" w:after="80"/>
         <w:jc w:val="center"/>
       </w:pPr>
@@ -15545,7 +15581,7 @@
           <w:i w:val="0"/>
           <w:sz w:val="24"/>
         </w:rPr>
-        <w:t>An initial pass lost 29 questions to a consecutive block of HTTP 502 responses from the model gateway, which reduced the supported answer rate to 92.9 per cent. Those questions were retried and 28 answered on the second attempt. Both passes are recorded rather than only the better one: reporting only the retry would present a provider outage as though it had not happened, and reporting only the first pass would attribute that outage to the architecture.</w:t>
+        <w:t>An initial pass lost 30 questions to a consecutive block of HTTP 502 responses from the model gateway, which reduced the supported answer rate to 92.9 per cent. Those questions were retried and 28 answered on the second attempt. Both passes are recorded rather than only the better one: reporting only the retry would present a provider outage as though it had not happened, and reporting only the first pass would attribute that outage to the architecture.</w:t>
       </w:r>
     </w:p>
     <w:p>
@@ -16023,7 +16059,7 @@
           <w:i w:val="0"/>
           <w:sz w:val="24"/>
         </w:rPr>
-        <w:t>The five reports that did not match agree with the platform on every value in every overlapping row. Four differ in result-set size, because nopCommerce's own reports carry their own limits of five, fifteen or one hundred rows. Two differ in the label column, returning a customer name where the platform labels by email address. Matching them exactly would require per-report presets, which is the report-specific special-casing the semantic layer exists to avoid.</w:t>
+        <w:t>The five reports that did not match agree with the platform on every value in every overlapping row. Four differ in result-set size, because nopCommerce's own reports carry their own limits of five, fifteen or one hundred rows. Two differ in the label column, returning a customer name where the platform labels by email address; one of the five (best customers by order count) differs in both. Matching them exactly would require per-report presets, which is the report-specific special-casing the semantic layer exists to avoid.</w:t>
       </w:r>
     </w:p>
     <w:p>

--- a/docs/AEGIS_Thesis_Final_Md_Riaz.docx
+++ b/docs/AEGIS_Thesis_Final_Md_Riaz.docx
@@ -903,7 +903,7 @@
           <w:i w:val="0"/>
           <w:sz w:val="24"/>
         </w:rPr>
-        <w:t>Relational databases hold data organizations need for decisions, but non-technical users often depend on developers to translate business questions into SQL. Natural-language interfaces try to close this gap, but many current systems still allow a language model to author executable SQL directly, making safety dependent on model behavior rather than system structure. This thesis presents AEGIS (Analytics Engine with Guaranteed Injection Safety), an architecture that restricts the model to intent extraction while deterministic software handles semantic mapping, permission enforcement, SQL compilation, validation, visualization selection, and widget persistence. AEGIS uses a closed semantic layer of approved metrics, dimensions, analytical patterns, and join paths, so the model never outputs SQL text. Instead, it produces a typed intent object that can be checked before any query is compiled. The final evaluation uses two static nopCommerce corpora: a 500-question natural-language benchmark, and nopCommerce's own twenty standard admin reports checked against the platform's own report implementations. On the 500-question live benchmark, AEGIS parsed 499 of 500 prompts, answered 423 and executed 422 of 425 supported requests, and rejected or clarified 72 of 75 realistic boundary requests. Against the twenty admin reports, every request compiled to SQL and fifteen reproduced the platform's own result set exactly, the remaining five agreeing on every value and differing only in row count and label column. The same model without the semantic layer, writing SQL directly, executed 365 of 425 supported questions but also answered 25 of the 75 questions it should have declined. Per-stage timing shows that substantially all latency is the model reading the question, while every deterministic stage after it completes in a few milliseconds. These results support the thesis's central claim that AEGIS is a bounded architecture for safe natural-language analytics over an approved semantic layer, not an unlimited text-to-SQL engine.</w:t>
+        <w:t>Relational databases hold data organizations need for decisions, but non-technical users often depend on developers to translate business questions into SQL. Natural-language interfaces try to close this gap, but many current systems still allow a language model to author executable SQL directly, making safety dependent on model behavior rather than system structure. This thesis presents AEGIS (Analytics Engine with Guaranteed Injection Safety), an architecture that restricts the model to intent extraction while deterministic software handles semantic mapping, permission enforcement, SQL compilation, validation, visualization selection, and widget persistence. AEGIS uses a closed semantic layer of approved metrics, dimensions, analytical patterns, and join paths, so the model never outputs SQL text. Instead, it produces a typed intent object that can be checked before any query is compiled (a typed intent object is a structured, checkable record of what the user asked for). The final evaluation uses two static nopCommerce corpora (nopCommerce is an open-source online-store platform that ships with its own admin reports): a 500-question natural-language benchmark, and nopCommerce's own twenty standard admin reports checked against the platform's own report implementations. On the 500-question live benchmark, AEGIS parsed 499 of 500 prompts, answered 423 and executed 422 of 425 supported requests, and rejected or clarified 72 of 75 realistic boundary requests. Against the twenty admin reports, every request compiled to SQL and fifteen reproduced the platform's own result set exactly, the remaining five agreeing on every value and differing only in row count and label column. The same model without the semantic layer, writing SQL directly, executed 365 of 425 supported questions but also answered 25 of the 75 questions it should have declined. Per-stage timing shows that substantially all latency is the model reading the question, while every deterministic stage after it completes in a few milliseconds. These results support the thesis's central claim that AEGIS is a bounded architecture for safe natural-language analytics over an approved semantic layer, not an unlimited text-to-SQL engine.</w:t>
       </w:r>
     </w:p>
     <w:p>
@@ -1703,7 +1703,7 @@
         </w:rPr>
         <w:t>5.4 Latency</w:t>
         <w:tab/>
-        <w:t>28</w:t>
+        <w:t>29</w:t>
       </w:r>
     </w:p>
     <w:p>
@@ -2245,7 +2245,7 @@
         </w:rPr>
         <w:t>Table 5.5: Safety interpretation</w:t>
         <w:tab/>
-        <w:t>29</w:t>
+        <w:t>30</w:t>
       </w:r>
     </w:p>
     <w:p>
@@ -2516,7 +2516,7 @@
           <w:i w:val="0"/>
           <w:sz w:val="24"/>
         </w:rPr>
-        <w:t>These problems are not mainly about building a smarter model. They are about designing the system around the model. AEGIS splits the work into stages. The LLM understands the request and returns a structured description. Fixed rules and pre-approved templates then match business terms, build SQL, select the chart, and save the widget.</w:t>
+        <w:t>These problems are not mainly about building a smarter model. They are about designing the system around the model. AEGIS splits the work into stages. The LLM (large language model) understands the request and returns a structured description. Fixed rules and pre-approved templates then match business terms, build SQL, select the chart, and save the widget.</w:t>
       </w:r>
     </w:p>
     <w:p>
@@ -2874,7 +2874,7 @@
           <w:rFonts w:ascii="Times New Roman" w:hAnsi="Times New Roman"/>
           <w:sz w:val="24"/>
         </w:rPr>
-        <w:t>Safety is treated mostly as a secondary concern; even SQL-injection discussion ends with generic filtering advice.</w:t>
+        <w:t>Safety is treated mostly as a secondary concern; even SQL-injection (running attacker-supplied text as SQL) discussion ends with generic filtering advice.</w:t>
       </w:r>
     </w:p>
     <w:p>
@@ -6304,7 +6304,7 @@
           <w:rFonts w:ascii="Times New Roman" w:hAnsi="Times New Roman"/>
           <w:sz w:val="24"/>
         </w:rPr>
-        <w:t>AEGIS addresses these gaps through a bounded vocabulary, deterministic query compiler, safe visualization selector, and reusable widget model.</w:t>
+        <w:t>AEGIS addresses these gaps through a fixed list of approved terms (a bounded vocabulary), a deterministic query compiler, safe visualization selector, and reusable widget model.</w:t>
       </w:r>
     </w:p>
     <w:p>
@@ -8416,7 +8416,7 @@
           <w:rFonts w:ascii="Times New Roman" w:hAnsi="Times New Roman"/>
           <w:sz w:val="24"/>
         </w:rPr>
-        <w:t>A breadth-first search over the join graph finds the minimal join path connecting the tables required by the resolved metric and dimension, and pre-compiled SQL expressions are substituted into a parameterized template. No SQL text is ever assembled from concatenated user input. A forbidden-pattern scan then rejects any non-SELECT construct, and the surviving statement is executed read-only with its literal values bound as parameters. Compilation and execution are one stage because the compiler emits the only statement that reaches the database; the two are drawn as separate modules in Figure 2 and timed separately in Table 5.4.</w:t>
+        <w:t>A breadth-first search (an automatic search for the shortest chain of table joins, run by code rather than the model) over the join graph finds the minimal join path connecting the tables required by the resolved metric and dimension, and pre-compiled SQL expressions are substituted into a parameterized template (a fixed SQL skeleton with blanks for values). No SQL text is ever assembled from concatenated user input. A forbidden-pattern scan then rejects any non-SELECT construct, and the surviving statement is executed read-only with its literal values bound as parameters. Compilation and execution are one stage because the compiler emits the only statement that reaches the database; the two are drawn as separate modules in Figure 2 and timed separately in Table 5.4.</w:t>
       </w:r>
     </w:p>
     <w:p>
@@ -9819,7 +9819,7 @@
           <w:i w:val="0"/>
           <w:sz w:val="24"/>
         </w:rPr>
-        <w:t>The important implementation detail is that user text never enters a SQL identifier position. Identifiers come from Metric and Dimension objects. Literal values are carried as parameters. Join clauses come from the join graph. If any slot cannot be grounded, the resolver returns reject or clarify rather than allowing the compiler to guess.</w:t>
+        <w:t>The important implementation detail is that user text never becomes a table or column name (a SQL identifier). Identifiers come from Metric and Dimension objects. The values a user supplies are passed to the database separately as parameters, never pasted into the query text. Join clauses come from the join graph. If any slot cannot be grounded, the resolver returns reject or clarify rather than allowing the compiler to guess.</w:t>
       </w:r>
     </w:p>
     <w:p>
@@ -12432,7 +12432,7 @@
           <w:i w:val="0"/>
           <w:sz w:val="24"/>
         </w:rPr>
-        <w:t>AEGIS is implemented as a web application with a vanilla HTML and JavaScript frontend and a Python FastAPI backend, targeting a nopCommerce-derived MySQL schema of 126 tables and 107 foreign-key constraints. The oracle queries are read from nopCommerce source at commit 64bdf2ff (version 5.00.0), and all twenty executed against this schema without a missing table or column, which is the evidence that the schema and the report logic agree on the entities those reports touch. The prototype follows the architecture from Chapter 3: the model extracts intent, the semantic layer supplies approved business definitions, and deterministic compiler templates produce SQL.</w:t>
+        <w:t>AEGIS is implemented as a web application with a plain HTML and JavaScript frontend and a Python FastAPI backend, targeting a nopCommerce-derived MySQL schema of 126 tables and 107 foreign-key constraints. The oracle queries (the trusted reference answers, taken from nopCommerce's own report code) are read from nopCommerce source at commit 64bdf2ff (version 5.00.0), and all twenty executed against this schema without a missing table or column, which is the evidence that the schema and the report logic agree on the entities those reports touch. The prototype follows the architecture from Chapter 3: the model extracts intent, the semantic layer supplies approved business definitions, and deterministic compiler templates produce SQL.</w:t>
       </w:r>
     </w:p>
     <w:p>
@@ -14238,7 +14238,7 @@
           <w:rFonts w:ascii="Times New Roman" w:hAnsi="Times New Roman"/>
           <w:sz w:val="24"/>
         </w:rPr>
-        <w:t>The same model, through the same gateway, is asked to write MySQL directly for the same 500 questions against the same database, with no semantic layer in between. The arms therefore differ only in whether the model authors the query, which isolates the architectural variable rather than confounding it with model or data differences. Both arms are scanned for forbidden constructs with the same pattern set, imported from the compiler rather than restated, so neither arm is judged by a more lenient rule.</w:t>
+        <w:t>The same model, through the same gateway (the service that relays requests to the language model), is asked to write MySQL directly for the same 500 questions against the same database, with no semantic layer in between. The arms therefore differ only in whether the model authors the query, which isolates the architectural variable rather than mixing it up with model or data differences. Both arms are scanned for forbidden constructs with the same pattern set, imported from the compiler rather than restated, so neither arm is judged by a more lenient rule.</w:t>
       </w:r>
     </w:p>
     <w:p>
@@ -14296,7 +14296,7 @@
           <w:rFonts w:ascii="Times New Roman" w:hAnsi="Times New Roman"/>
           <w:sz w:val="24"/>
         </w:rPr>
-        <w:t>Every stage of the live benchmark is timed separately, so that the cost of intent extraction can be separated from the cost of resolution, compilation, and execution. A single end-to-end figure would conflate a property of the model provider with a property of the architecture.</w:t>
+        <w:t>Every stage of the live benchmark is timed separately, so that the cost of intent extraction can be separated from the cost of resolution, compilation, and execution. A single end-to-end figure would mix up a property of the model provider with a property of the architecture.</w:t>
       </w:r>
     </w:p>
     <w:p>
@@ -15596,7 +15596,7 @@
           <w:i w:val="0"/>
           <w:sz w:val="24"/>
         </w:rPr>
-        <w:t>Two supported questions were refused, and both refusals are correct. Each asks to break refunds down by payment method without naming a measure, and a segment report cannot be built without one. Choosing a measure on the user's behalf is exactly the silent substitution the resolver was built to remove.</w:t>
+        <w:t>Two supported questions were refused, and both refusals are correct. Each asks to break refunds down by payment method without naming a measure, and a segment report cannot be built without one. Choosing a measure on the user's behalf is exactly the silent substitution the resolver (the step that matches request terms to semantic-layer definitions) was built to remove.</w:t>
       </w:r>
     </w:p>
     <w:p>
@@ -16044,7 +16044,7 @@
           <w:i w:val="0"/>
           <w:sz w:val="24"/>
         </w:rPr>
-        <w:t>Only the second check tests the claim. The first is satisfied by any query that compiles, and several of these twenty once passed it while being silently wrong: an order-level revenue sum fanned out across item-level joins, a missing soft-delete filter, a customer breakdown grouped by display name. Each returned a plausible, chartable number, so nothing downstream could tell it from a correct answer. That is the reason this thesis treats a compile-only check as a proxy rather than a result.</w:t>
+        <w:t>Only the second check tests the claim. The first is satisfied by any query that compiles, and several of these twenty once passed it while being silently wrong: an order total counted once per line item, which inflated revenue; a missing filter for rows marked deleted but kept (a soft-delete filter); and a customer breakdown grouped by display name, which merges different people who share a name. Each returned a plausible, chartable number, so nothing downstream could tell it from a correct answer. That is the reason this thesis treats a compile-only check as a proxy rather than a result.</w:t>
       </w:r>
     </w:p>
     <w:p>
@@ -18059,7 +18059,7 @@
           <w:i w:val="0"/>
           <w:sz w:val="24"/>
         </w:rPr>
-        <w:t>Two limitations are worth stating alongside those conclusions. Value-level verification covers the twenty reports, not all 425 supported questions; for the latter the evidence is that the compiled SQL resolves and executes, not that every answer is the intended one. And the gateway used for intent extraction resolved a routing alias per request, so the reported run spans two models. Each result row records the model that served it, but a single-model run is needed before parser-dependent figures can be attributed to one system.</w:t>
+        <w:t>Two limitations are worth stating alongside those conclusions. Value-level verification covers the twenty reports, not all 425 supported questions; for the latter the evidence is that the compiled SQL resolves and executes, not that every answer is the intended one. And the gateway used for intent extraction resolved a routing alias (a name the gateway maps to whichever model is free) per request, so the reported run spans two models. Each result row records the model that served it, but a single-model run is needed before parser-dependent figures can be attributed to one system.</w:t>
       </w:r>
     </w:p>
     <w:p>

--- a/docs/AEGIS_Thesis_Final_Md_Riaz.docx
+++ b/docs/AEGIS_Thesis_Final_Md_Riaz.docx
@@ -15581,7 +15581,7 @@
           <w:i w:val="0"/>
           <w:sz w:val="24"/>
         </w:rPr>
-        <w:t>An initial pass lost 30 questions to a consecutive block of HTTP 502 responses from the model gateway, which reduced the supported answer rate to 92.9 per cent. Those questions were retried and 28 answered on the second attempt. Both passes are recorded rather than only the better one: reporting only the retry would present a provider outage as though it had not happened, and reporting only the first pass would attribute that outage to the architecture.</w:t>
+        <w:t>An initial pass lost 29 questions to a consecutive block of HTTP 502 responses from the model gateway, which reduced the supported answer rate to 92.9 per cent. Those questions were retried and 28 answered on the second attempt. Both passes are recorded rather than only the better one: reporting only the retry would present a provider outage as though it had not happened, and reporting only the first pass would attribute that outage to the architecture.</w:t>
       </w:r>
     </w:p>
     <w:p>

--- a/docs/AEGIS_Thesis_Final_Md_Riaz.docx
+++ b/docs/AEGIS_Thesis_Final_Md_Riaz.docx
@@ -8416,7 +8416,7 @@
           <w:rFonts w:ascii="Times New Roman" w:hAnsi="Times New Roman"/>
           <w:sz w:val="24"/>
         </w:rPr>
-        <w:t>A breadth-first search (an automatic search for the shortest chain of table joins, run by code rather than the model) over the join graph finds the minimal join path connecting the tables required by the resolved metric and dimension, and pre-compiled SQL expressions are substituted into a parameterized template (a fixed SQL skeleton with blanks for values). No SQL text is ever assembled from concatenated user input. A forbidden-pattern scan then rejects any non-SELECT construct, and the surviving statement is executed read-only with its literal values bound as parameters. Compilation and execution are one stage because the compiler emits the only statement that reaches the database; the two are drawn as separate modules in Figure 2 and timed separately in Table 5.4.</w:t>
+        <w:t>A breadth-first search (an automatic search for the shortest chain of table joins, run by code rather than the model) over the join graph finds the minimal join path connecting the tables required by the resolved metric and dimension, and pre-compiled SQL expressions are substituted into a parameterized template (a fixed query skeleton whose structural slots are filled only from approved semantic-layer pieces, while user-supplied values are bound separately as parameters rather than pasted into the text). No SQL text is ever assembled from concatenated user input. A forbidden-pattern scan then rejects any non-SELECT construct, and the surviving statement is executed read-only with its literal values bound as parameters. Compilation and execution are one stage because the compiler emits the only statement that reaches the database; the two are drawn as separate modules in Figure 2 and timed separately in Table 5.4.</w:t>
       </w:r>
     </w:p>
     <w:p>

--- a/docs/AEGIS_Thesis_Final_Md_Riaz.docx
+++ b/docs/AEGIS_Thesis_Final_Md_Riaz.docx
@@ -18059,7 +18059,7 @@
           <w:i w:val="0"/>
           <w:sz w:val="24"/>
         </w:rPr>
-        <w:t>Two limitations are worth stating alongside those conclusions. Value-level verification covers the twenty reports, not all 425 supported questions; for the latter the evidence is that the compiled SQL resolves and executes, not that every answer is the intended one. And the gateway used for intent extraction resolved a routing alias (a name the gateway maps to whichever model is free) per request, so the reported run spans two models. Each result row records the model that served it, but a single-model run is needed before parser-dependent figures can be attributed to one system.</w:t>
+        <w:t>Two limitations are worth stating alongside those conclusions. Value-level verification covers the twenty reports, not all 425 supported questions; for the latter the evidence is that the compiled SQL resolves and executes, not that every answer is the intended one. And the gateway used for intent extraction resolved a routing alias (a name that stands in for a concrete model rather than naming one directly) per request, so the reported run spans two models. Each result row records the model that served it, but a single-model run is needed before parser-dependent figures can be attributed to one system.</w:t>
       </w:r>
     </w:p>
     <w:p>

--- a/docs/AEGIS_Thesis_Final_Md_Riaz.docx
+++ b/docs/AEGIS_Thesis_Final_Md_Riaz.docx
@@ -903,7 +903,7 @@
           <w:i w:val="0"/>
           <w:sz w:val="24"/>
         </w:rPr>
-        <w:t>Relational databases hold data organizations need for decisions, but non-technical users often depend on developers to translate business questions into SQL. Natural-language interfaces try to close this gap, but many current systems still allow a language model to author executable SQL directly, making safety dependent on model behavior rather than system structure. This thesis presents AEGIS (Analytics Engine with Guaranteed Injection Safety), an architecture that restricts the model to intent extraction while deterministic software handles semantic mapping, permission enforcement, SQL compilation, validation, visualization selection, and widget persistence. AEGIS uses a closed semantic layer of approved metrics, dimensions, analytical patterns, and join paths, so the model never outputs SQL text. Instead, it produces a typed intent object that can be checked before any query is compiled. The final evaluation uses two static nopCommerce corpora: a 500-question natural-language benchmark, and nopCommerce's own twenty standard admin reports checked against the platform's own report implementations. On the 500-question live benchmark, AEGIS parsed 499 of 500 prompts, answered 423 and executed 422 of 425 supported requests, and rejected or clarified 72 of 75 realistic boundary requests. Against the twenty admin reports, every request compiled to SQL and fifteen reproduced the platform's own result set exactly, the remaining five agreeing on every value and differing only in row count and label column. The same model without the semantic layer, writing SQL directly, executed 365 of 425 supported questions but also answered 25 of the 75 questions it should have declined. Per-stage timing shows that substantially all latency is the model reading the question, while every deterministic stage after it completes in a few milliseconds. These results support the thesis's central claim that AEGIS is a bounded architecture for safe natural-language analytics over an approved semantic layer, not an unlimited text-to-SQL engine.</w:t>
+        <w:t>Relational databases hold data organizations need for decisions, but non-technical users often depend on developers to translate business questions into SQL. Natural-language interfaces try to close this gap, but many current systems still allow a language model to author executable SQL directly, making safety dependent on model behavior rather than system structure. This thesis presents AEGIS (Analytics Engine with Guaranteed Injection Safety), an architecture that restricts the model to intent extraction while deterministic software handles semantic mapping, permission enforcement, SQL compilation, validation, visualization selection, and widget persistence. AEGIS uses a closed semantic layer of approved metrics, dimensions, analytical patterns, and join paths, so the model never outputs SQL text. Instead, it produces a typed intent object that can be checked before any query is compiled (a typed intent object is a structured, checkable record of what the user asked for). The final evaluation uses two static nopCommerce corpora (nopCommerce is an open-source online-store platform that ships with its own admin reports): a 500-question natural-language benchmark, and nopCommerce's own twenty standard admin reports checked against the platform's own report implementations. On the 500-question live benchmark, AEGIS parsed 499 of 500 prompts, answered 423 and executed 422 of 425 supported requests, and rejected or clarified 72 of 75 realistic boundary requests. Against the twenty admin reports, every request compiled to SQL and fifteen reproduced the platform's own result set exactly, the remaining five agreeing on every value and differing only in row count and label column. The same model without the semantic layer, writing SQL directly, executed 365 of 425 supported questions but also answered 25 of the 75 questions it should have declined. Per-stage timing shows that substantially all latency is the model reading the question, while every deterministic stage after it completes in a few milliseconds. These results support the thesis's central claim that AEGIS is a bounded architecture for safe natural-language analytics over an approved semantic layer, not an unlimited text-to-SQL engine.</w:t>
       </w:r>
     </w:p>
     <w:p>
@@ -1703,7 +1703,7 @@
         </w:rPr>
         <w:t>5.4 Latency</w:t>
         <w:tab/>
-        <w:t>28</w:t>
+        <w:t>29</w:t>
       </w:r>
     </w:p>
     <w:p>
@@ -2245,7 +2245,7 @@
         </w:rPr>
         <w:t>Table 5.5: Safety interpretation</w:t>
         <w:tab/>
-        <w:t>29</w:t>
+        <w:t>30</w:t>
       </w:r>
     </w:p>
     <w:p>
@@ -2516,7 +2516,7 @@
           <w:i w:val="0"/>
           <w:sz w:val="24"/>
         </w:rPr>
-        <w:t>These problems are not mainly about building a smarter model. They are about designing the system around the model. AEGIS splits the work into stages. The LLM understands the request and returns a structured description. Fixed rules and pre-approved templates then match business terms, build SQL, select the chart, and save the widget.</w:t>
+        <w:t>These problems are not mainly about building a smarter model. They are about designing the system around the model. AEGIS splits the work into stages. The LLM (large language model) understands the request and returns a structured description. Fixed rules and pre-approved templates then match business terms, build SQL, select the chart, and save the widget.</w:t>
       </w:r>
     </w:p>
     <w:p>
@@ -2874,7 +2874,7 @@
           <w:rFonts w:ascii="Times New Roman" w:hAnsi="Times New Roman"/>
           <w:sz w:val="24"/>
         </w:rPr>
-        <w:t>Safety is treated mostly as a secondary concern; even SQL-injection discussion ends with generic filtering advice.</w:t>
+        <w:t>Safety is treated mostly as a secondary concern; even SQL-injection (running attacker-supplied text as SQL) discussion ends with generic filtering advice.</w:t>
       </w:r>
     </w:p>
     <w:p>
@@ -6304,7 +6304,7 @@
           <w:rFonts w:ascii="Times New Roman" w:hAnsi="Times New Roman"/>
           <w:sz w:val="24"/>
         </w:rPr>
-        <w:t>AEGIS addresses these gaps through a bounded vocabulary, deterministic query compiler, safe visualization selector, and reusable widget model.</w:t>
+        <w:t>AEGIS addresses these gaps through a fixed list of approved terms (a bounded vocabulary), a deterministic query compiler, safe visualization selector, and reusable widget model.</w:t>
       </w:r>
     </w:p>
     <w:p>
@@ -8416,7 +8416,7 @@
           <w:rFonts w:ascii="Times New Roman" w:hAnsi="Times New Roman"/>
           <w:sz w:val="24"/>
         </w:rPr>
-        <w:t>A breadth-first search over the join graph finds the minimal join path connecting the tables required by the resolved metric and dimension, and pre-compiled SQL expressions are substituted into a parameterized template. No SQL text is ever assembled from concatenated user input. A forbidden-pattern scan then rejects any non-SELECT construct, and the surviving statement is executed read-only with its literal values bound as parameters. Compilation and execution are one stage because the compiler emits the only statement that reaches the database; the two are drawn as separate modules in Figure 2 and timed separately in Table 5.4.</w:t>
+        <w:t>A breadth-first search (an automatic search for the shortest chain of table joins, run by code rather than the model) over the join graph finds the minimal join path connecting the tables required by the resolved metric and dimension, and pre-compiled SQL expressions are substituted into a parameterized template (a fixed query skeleton whose structural slots are filled only from approved semantic-layer pieces, while user-supplied values are bound separately as parameters rather than pasted into the text). No SQL text is ever assembled from concatenated user input. A forbidden-pattern scan then rejects any non-SELECT construct, and the surviving statement is executed read-only with its literal values bound as parameters. Compilation and execution are one stage because the compiler emits the only statement that reaches the database; the two are drawn as separate modules in Figure 2 and timed separately in Table 5.4.</w:t>
       </w:r>
     </w:p>
     <w:p>
@@ -9819,7 +9819,7 @@
           <w:i w:val="0"/>
           <w:sz w:val="24"/>
         </w:rPr>
-        <w:t>The important implementation detail is that user text never enters a SQL identifier position. Identifiers come from Metric and Dimension objects. Literal values are carried as parameters. Join clauses come from the join graph. If any slot cannot be grounded, the resolver returns reject or clarify rather than allowing the compiler to guess.</w:t>
+        <w:t>The important implementation detail is that user text never becomes a table or column name (a SQL identifier). Identifiers come from Metric and Dimension objects. The values a user supplies are passed to the database separately as parameters, never pasted into the query text. Join clauses come from the join graph. If any slot cannot be grounded, the resolver returns reject or clarify rather than allowing the compiler to guess.</w:t>
       </w:r>
     </w:p>
     <w:p>
@@ -12432,7 +12432,7 @@
           <w:i w:val="0"/>
           <w:sz w:val="24"/>
         </w:rPr>
-        <w:t>AEGIS is implemented as a web application with a vanilla HTML and JavaScript frontend and a Python FastAPI backend, targeting a nopCommerce-derived MySQL schema of 126 tables and 107 foreign-key constraints. The oracle queries are read from nopCommerce source at commit 64bdf2ff (version 5.00.0), and all twenty executed against this schema without a missing table or column, which is the evidence that the schema and the report logic agree on the entities those reports touch. The prototype follows the architecture from Chapter 3: the model extracts intent, the semantic layer supplies approved business definitions, and deterministic compiler templates produce SQL.</w:t>
+        <w:t>AEGIS is implemented as a web application with a plain HTML and JavaScript frontend and a Python FastAPI backend, targeting a nopCommerce-derived MySQL schema of 126 tables and 107 foreign-key constraints. The oracle queries (the trusted reference answers, taken from nopCommerce's own report code) are read from nopCommerce source at commit 64bdf2ff (version 5.00.0), and all twenty executed against this schema without a missing table or column, which is the evidence that the schema and the report logic agree on the entities those reports touch. The prototype follows the architecture from Chapter 3: the model extracts intent, the semantic layer supplies approved business definitions, and deterministic compiler templates produce SQL.</w:t>
       </w:r>
     </w:p>
     <w:p>
@@ -14238,7 +14238,7 @@
           <w:rFonts w:ascii="Times New Roman" w:hAnsi="Times New Roman"/>
           <w:sz w:val="24"/>
         </w:rPr>
-        <w:t>The same model, through the same gateway, is asked to write MySQL directly for the same 500 questions against the same database, with no semantic layer in between. The arms therefore differ only in whether the model authors the query, which isolates the architectural variable rather than confounding it with model or data differences. Both arms are scanned for forbidden constructs with the same pattern set, imported from the compiler rather than restated, so neither arm is judged by a more lenient rule.</w:t>
+        <w:t>The same model, through the same gateway (the service that relays requests to the language model), is asked to write MySQL directly for the same 500 questions against the same database, with no semantic layer in between. The arms therefore differ only in whether the model authors the query, which isolates the architectural variable rather than mixing it up with model or data differences. Both arms are scanned for forbidden constructs with the same pattern set, imported from the compiler rather than restated, so neither arm is judged by a more lenient rule.</w:t>
       </w:r>
     </w:p>
     <w:p>
@@ -14296,7 +14296,7 @@
           <w:rFonts w:ascii="Times New Roman" w:hAnsi="Times New Roman"/>
           <w:sz w:val="24"/>
         </w:rPr>
-        <w:t>Every stage of the live benchmark is timed separately, so that the cost of intent extraction can be separated from the cost of resolution, compilation, and execution. A single end-to-end figure would conflate a property of the model provider with a property of the architecture.</w:t>
+        <w:t>Every stage of the live benchmark is timed separately, so that the cost of intent extraction can be separated from the cost of resolution, compilation, and execution. A single end-to-end figure would mix up a property of the model provider with a property of the architecture.</w:t>
       </w:r>
     </w:p>
     <w:p>
@@ -15581,7 +15581,7 @@
           <w:i w:val="0"/>
           <w:sz w:val="24"/>
         </w:rPr>
-        <w:t>An initial pass lost 30 questions to a consecutive block of HTTP 502 responses from the model gateway, which reduced the supported answer rate to 92.9 per cent. Those questions were retried and 28 answered on the second attempt. Both passes are recorded rather than only the better one: reporting only the retry would present a provider outage as though it had not happened, and reporting only the first pass would attribute that outage to the architecture.</w:t>
+        <w:t>An initial pass lost 29 questions to a consecutive block of HTTP 502 responses from the model gateway, which reduced the supported answer rate to 92.9 per cent. Those questions were retried and 28 answered on the second attempt. Both passes are recorded rather than only the better one: reporting only the retry would present a provider outage as though it had not happened, and reporting only the first pass would attribute that outage to the architecture.</w:t>
       </w:r>
     </w:p>
     <w:p>
@@ -15596,7 +15596,7 @@
           <w:i w:val="0"/>
           <w:sz w:val="24"/>
         </w:rPr>
-        <w:t>Two supported questions were refused, and both refusals are correct. Each asks to break refunds down by payment method without naming a measure, and a segment report cannot be built without one. Choosing a measure on the user's behalf is exactly the silent substitution the resolver was built to remove.</w:t>
+        <w:t>Two supported questions were refused, and both refusals are correct. Each asks to break refunds down by payment method without naming a measure, and a segment report cannot be built without one. Choosing a measure on the user's behalf is exactly the silent substitution the resolver (the step that matches request terms to semantic-layer definitions) was built to remove.</w:t>
       </w:r>
     </w:p>
     <w:p>
@@ -16044,7 +16044,7 @@
           <w:i w:val="0"/>
           <w:sz w:val="24"/>
         </w:rPr>
-        <w:t>Only the second check tests the claim. The first is satisfied by any query that compiles, and several of these twenty once passed it while being silently wrong: an order-level revenue sum fanned out across item-level joins, a missing soft-delete filter, a customer breakdown grouped by display name. Each returned a plausible, chartable number, so nothing downstream could tell it from a correct answer. That is the reason this thesis treats a compile-only check as a proxy rather than a result.</w:t>
+        <w:t>Only the second check tests the claim. The first is satisfied by any query that compiles, and several of these twenty once passed it while being silently wrong: an order total counted once per line item, which inflated revenue; a missing filter for rows marked deleted but kept (a soft-delete filter); and a customer breakdown grouped by display name, which merges different people who share a name. Each returned a plausible, chartable number, so nothing downstream could tell it from a correct answer. That is the reason this thesis treats a compile-only check as a proxy rather than a result.</w:t>
       </w:r>
     </w:p>
     <w:p>
@@ -18059,7 +18059,7 @@
           <w:i w:val="0"/>
           <w:sz w:val="24"/>
         </w:rPr>
-        <w:t>Two limitations are worth stating alongside those conclusions. Value-level verification covers the twenty reports, not all 425 supported questions; for the latter the evidence is that the compiled SQL resolves and executes, not that every answer is the intended one. And the gateway used for intent extraction resolved a routing alias per request, so the reported run spans two models. Each result row records the model that served it, but a single-model run is needed before parser-dependent figures can be attributed to one system.</w:t>
+        <w:t>Two limitations are worth stating alongside those conclusions. Value-level verification covers the twenty reports, not all 425 supported questions; for the latter the evidence is that the compiled SQL resolves and executes, not that every answer is the intended one. And the gateway used for intent extraction resolved a routing alias (a name that stands in for a concrete model rather than naming one directly) per request, so the reported run spans two models. Each result row records the model that served it, but a single-model run is needed before parser-dependent figures can be attributed to one system.</w:t>
       </w:r>
     </w:p>
     <w:p>
